--- a/docs/Magnetic_Shiftboard_User_Manual.docx
+++ b/docs/Magnetic_Shiftboard_User_Manual.docx
@@ -515,6 +515,11 @@
       </w:r>
     </w:p>
     <w:p>
+      <w:r>
+        <w:t>ICT involvement is limited to reviewing the application and assessing vulnerabilities to determine whether it is safe to run. ICT does not own or maintain the application and is not responsible for deployment, monitoring, backup or user support unless separately agreed in writing.</w:t>
+      </w:r>
+    </w:p>
+    <w:p>
       <w:pPr>
         <w:pStyle w:val="ListBullet"/>
       </w:pPr>
@@ -564,7 +569,7 @@
     </w:p>
     <w:p>
       <w:r>
-        <w:t>The software presents the same shared board to every screen and does not enforce user roles. The responsibilities below are the recommended operating model: Control is the single editing authority, while Mine 2 and Mine 3 verify and consume the board for their areas. ICT access controls should support this model where practical.</w:t>
+        <w:t>The software presents the same shared board to every screen and does not enforce user roles. The responsibilities below are the recommended operating model: Control is the single editing authority, while Mine 2 and Mine 3 verify and consume the board for their areas. Access controls should support this model where practical.</w:t>
       </w:r>
     </w:p>
     <w:tbl>
